--- a/media/R2601/output_dir/反向需求规格追踪表.docx
+++ b/media/R2601/output_dir/反向需求规格追踪表.docx
@@ -588,476 +588,6 @@
               <w:rPr>
                 <w:rFonts w:hint="eastAsia"/>
               </w:rPr>
-              <w:t xml:space="preserve">6.2.5.1</w:t>
-            </w:r>
-          </w:p>
-        </w:tc>
-        <w:tc>
-          <w:tcPr>
-            <w:tcW w:w="1059" w:type="pct"/>
-            <w:vAlign w:val="center"/>
-          </w:tcPr>
-          <w:p>
-            <w:r>
-              <w:rPr>
-                <w:rFonts w:hint="eastAsia"/>
-              </w:rPr>
-              <w:t xml:space="preserve">人机交互完整性测试</w:t>
-            </w:r>
-          </w:p>
-        </w:tc>
-        <w:tc>
-          <w:tcPr>
-            <w:tcW w:w="1017" w:type="pct"/>
-            <w:vAlign w:val="center"/>
-          </w:tcPr>
-          <w:p>
-            <w:r>
-              <w:rPr>
-                <w:rFonts w:hint="eastAsia"/>
-              </w:rPr>
-              <w:t xml:space="preserve">XQ_GUI_WZXC</w:t>
-            </w:r>
-          </w:p>
-        </w:tc>
-        <w:tc>
-          <w:tcPr>
-            <w:tcW w:w="784" w:type="pct"/>
-            <w:vAlign w:val="center"/>
-          </w:tcPr>
-          <w:p>
-            <w:r>
-              <w:rPr>
-                <w:rFonts w:hint="eastAsia"/>
-              </w:rPr>
-              <w:t xml:space="preserve">/</w:t>
-            </w:r>
-          </w:p>
-        </w:tc>
-        <w:tc>
-          <w:tcPr>
-            <w:tcW w:w="1245" w:type="pct"/>
-            <w:vAlign w:val="center"/>
-          </w:tcPr>
-          <w:p>
-            <w:r>
-              <w:rPr>
-                <w:rFonts w:hint="eastAsia"/>
-              </w:rPr>
-              <w:t xml:space="preserve">人机交互完整性</w:t>
-            </w:r>
-          </w:p>
-        </w:tc>
-      </w:tr>
-      <w:tr>
-        <w:trPr>
-          <w:trHeight w:val="340"/>
-        </w:trPr>
-        <w:tc>
-          <w:tcPr>
-            <w:tcW w:w="336" w:type="pct"/>
-            <w:vAlign w:val="center"/>
-          </w:tcPr>
-          <w:p>
-            <w:pPr>
-              <w:numPr>
-                <w:ilvl w:val="0"/>
-                <w:numId w:val="63"/>
-              </w:numPr>
-              <w:jc w:val="center"/>
-              <w:rPr>
-                <w:b/>
-                <w:szCs w:val="21"/>
-              </w:rPr>
-            </w:pPr>
-          </w:p>
-        </w:tc>
-        <w:tc>
-          <w:tcPr>
-            <w:tcW w:w="559" w:type="pct"/>
-            <w:vAlign w:val="center"/>
-          </w:tcPr>
-          <w:p>
-            <w:r>
-              <w:rPr>
-                <w:rFonts w:hint="eastAsia"/>
-              </w:rPr>
-              <w:t xml:space="preserve">6.2.5.2</w:t>
-            </w:r>
-          </w:p>
-        </w:tc>
-        <w:tc>
-          <w:tcPr>
-            <w:tcW w:w="1059" w:type="pct"/>
-            <w:vAlign w:val="center"/>
-          </w:tcPr>
-          <w:p>
-            <w:r>
-              <w:rPr>
-                <w:rFonts w:hint="eastAsia"/>
-              </w:rPr>
-              <w:t xml:space="preserve">人机交互界面一致性测试</w:t>
-            </w:r>
-          </w:p>
-        </w:tc>
-        <w:tc>
-          <w:tcPr>
-            <w:tcW w:w="1017" w:type="pct"/>
-            <w:vAlign w:val="center"/>
-          </w:tcPr>
-          <w:p>
-            <w:r>
-              <w:rPr>
-                <w:rFonts w:hint="eastAsia"/>
-              </w:rPr>
-              <w:t xml:space="preserve">XQ_GUI_YZXC</w:t>
-            </w:r>
-          </w:p>
-        </w:tc>
-        <w:tc>
-          <w:tcPr>
-            <w:tcW w:w="784" w:type="pct"/>
-            <w:vAlign w:val="center"/>
-          </w:tcPr>
-          <w:p>
-            <w:r>
-              <w:rPr>
-                <w:rFonts w:hint="eastAsia"/>
-              </w:rPr>
-              <w:t xml:space="preserve">/</w:t>
-            </w:r>
-          </w:p>
-        </w:tc>
-        <w:tc>
-          <w:tcPr>
-            <w:tcW w:w="1245" w:type="pct"/>
-            <w:vAlign w:val="center"/>
-          </w:tcPr>
-          <w:p>
-            <w:r>
-              <w:rPr>
-                <w:rFonts w:hint="eastAsia"/>
-              </w:rPr>
-              <w:t xml:space="preserve">人机交互界面一致性</w:t>
-            </w:r>
-          </w:p>
-        </w:tc>
-      </w:tr>
-      <w:tr>
-        <w:trPr>
-          <w:trHeight w:val="340"/>
-        </w:trPr>
-        <w:tc>
-          <w:tcPr>
-            <w:tcW w:w="336" w:type="pct"/>
-            <w:vAlign w:val="center"/>
-          </w:tcPr>
-          <w:p>
-            <w:pPr>
-              <w:numPr>
-                <w:ilvl w:val="0"/>
-                <w:numId w:val="63"/>
-              </w:numPr>
-              <w:jc w:val="center"/>
-              <w:rPr>
-                <w:b/>
-                <w:szCs w:val="21"/>
-              </w:rPr>
-            </w:pPr>
-          </w:p>
-        </w:tc>
-        <w:tc>
-          <w:tcPr>
-            <w:tcW w:w="559" w:type="pct"/>
-            <w:vAlign w:val="center"/>
-          </w:tcPr>
-          <w:p>
-            <w:r>
-              <w:rPr>
-                <w:rFonts w:hint="eastAsia"/>
-              </w:rPr>
-              <w:t xml:space="preserve">6.2.5.3</w:t>
-            </w:r>
-          </w:p>
-        </w:tc>
-        <w:tc>
-          <w:tcPr>
-            <w:tcW w:w="1059" w:type="pct"/>
-            <w:vAlign w:val="center"/>
-          </w:tcPr>
-          <w:p>
-            <w:r>
-              <w:rPr>
-                <w:rFonts w:hint="eastAsia"/>
-              </w:rPr>
-              <w:t xml:space="preserve">人机交互界面友好性测试</w:t>
-            </w:r>
-          </w:p>
-        </w:tc>
-        <w:tc>
-          <w:tcPr>
-            <w:tcW w:w="1017" w:type="pct"/>
-            <w:vAlign w:val="center"/>
-          </w:tcPr>
-          <w:p>
-            <w:r>
-              <w:rPr>
-                <w:rFonts w:hint="eastAsia"/>
-              </w:rPr>
-              <w:t xml:space="preserve">XQ_GUI_YHXC</w:t>
-            </w:r>
-          </w:p>
-        </w:tc>
-        <w:tc>
-          <w:tcPr>
-            <w:tcW w:w="784" w:type="pct"/>
-            <w:vAlign w:val="center"/>
-          </w:tcPr>
-          <w:p>
-            <w:r>
-              <w:rPr>
-                <w:rFonts w:hint="eastAsia"/>
-              </w:rPr>
-              <w:t xml:space="preserve">/</w:t>
-            </w:r>
-          </w:p>
-        </w:tc>
-        <w:tc>
-          <w:tcPr>
-            <w:tcW w:w="1245" w:type="pct"/>
-            <w:vAlign w:val="center"/>
-          </w:tcPr>
-          <w:p>
-            <w:r>
-              <w:rPr>
-                <w:rFonts w:hint="eastAsia"/>
-              </w:rPr>
-              <w:t xml:space="preserve">人机交互界面友好性</w:t>
-            </w:r>
-          </w:p>
-        </w:tc>
-      </w:tr>
-      <w:tr>
-        <w:trPr>
-          <w:trHeight w:val="340"/>
-        </w:trPr>
-        <w:tc>
-          <w:tcPr>
-            <w:tcW w:w="336" w:type="pct"/>
-            <w:vAlign w:val="center"/>
-          </w:tcPr>
-          <w:p>
-            <w:pPr>
-              <w:numPr>
-                <w:ilvl w:val="0"/>
-                <w:numId w:val="63"/>
-              </w:numPr>
-              <w:jc w:val="center"/>
-              <w:rPr>
-                <w:b/>
-                <w:szCs w:val="21"/>
-              </w:rPr>
-            </w:pPr>
-          </w:p>
-        </w:tc>
-        <w:tc>
-          <w:tcPr>
-            <w:tcW w:w="559" w:type="pct"/>
-            <w:vAlign w:val="center"/>
-          </w:tcPr>
-          <w:p>
-            <w:r>
-              <w:rPr>
-                <w:rFonts w:hint="eastAsia"/>
-              </w:rPr>
-              <w:t xml:space="preserve">6.2.5.4</w:t>
-            </w:r>
-          </w:p>
-        </w:tc>
-        <w:tc>
-          <w:tcPr>
-            <w:tcW w:w="1059" w:type="pct"/>
-            <w:vAlign w:val="center"/>
-          </w:tcPr>
-          <w:p>
-            <w:r>
-              <w:rPr>
-                <w:rFonts w:hint="eastAsia"/>
-              </w:rPr>
-              <w:t xml:space="preserve">人机交互界面易操作性测试</w:t>
-            </w:r>
-          </w:p>
-        </w:tc>
-        <w:tc>
-          <w:tcPr>
-            <w:tcW w:w="1017" w:type="pct"/>
-            <w:vAlign w:val="center"/>
-          </w:tcPr>
-          <w:p>
-            <w:r>
-              <w:rPr>
-                <w:rFonts w:hint="eastAsia"/>
-              </w:rPr>
-              <w:t xml:space="preserve">XQ_GUI_YCZX</w:t>
-            </w:r>
-          </w:p>
-        </w:tc>
-        <w:tc>
-          <w:tcPr>
-            <w:tcW w:w="784" w:type="pct"/>
-            <w:vAlign w:val="center"/>
-          </w:tcPr>
-          <w:p>
-            <w:r>
-              <w:rPr>
-                <w:rFonts w:hint="eastAsia"/>
-              </w:rPr>
-              <w:t xml:space="preserve">/</w:t>
-            </w:r>
-          </w:p>
-        </w:tc>
-        <w:tc>
-          <w:tcPr>
-            <w:tcW w:w="1245" w:type="pct"/>
-            <w:vAlign w:val="center"/>
-          </w:tcPr>
-          <w:p>
-            <w:r>
-              <w:rPr>
-                <w:rFonts w:hint="eastAsia"/>
-              </w:rPr>
-              <w:t xml:space="preserve">人机交互界面易操作性</w:t>
-            </w:r>
-          </w:p>
-        </w:tc>
-      </w:tr>
-      <w:tr>
-        <w:trPr>
-          <w:trHeight w:val="340"/>
-        </w:trPr>
-        <w:tc>
-          <w:tcPr>
-            <w:tcW w:w="336" w:type="pct"/>
-            <w:vAlign w:val="center"/>
-          </w:tcPr>
-          <w:p>
-            <w:pPr>
-              <w:numPr>
-                <w:ilvl w:val="0"/>
-                <w:numId w:val="63"/>
-              </w:numPr>
-              <w:jc w:val="center"/>
-              <w:rPr>
-                <w:b/>
-                <w:szCs w:val="21"/>
-              </w:rPr>
-            </w:pPr>
-          </w:p>
-        </w:tc>
-        <w:tc>
-          <w:tcPr>
-            <w:tcW w:w="559" w:type="pct"/>
-            <w:vAlign w:val="center"/>
-          </w:tcPr>
-          <w:p>
-            <w:r>
-              <w:rPr>
-                <w:rFonts w:hint="eastAsia"/>
-              </w:rPr>
-              <w:t xml:space="preserve">6.2.5.5</w:t>
-            </w:r>
-          </w:p>
-        </w:tc>
-        <w:tc>
-          <w:tcPr>
-            <w:tcW w:w="1059" w:type="pct"/>
-            <w:vAlign w:val="center"/>
-          </w:tcPr>
-          <w:p>
-            <w:r>
-              <w:rPr>
-                <w:rFonts w:hint="eastAsia"/>
-              </w:rPr>
-              <w:t xml:space="preserve">人机交互界面操作测试测试</w:t>
-            </w:r>
-          </w:p>
-        </w:tc>
-        <w:tc>
-          <w:tcPr>
-            <w:tcW w:w="1017" w:type="pct"/>
-            <w:vAlign w:val="center"/>
-          </w:tcPr>
-          <w:p>
-            <w:r>
-              <w:rPr>
-                <w:rFonts w:hint="eastAsia"/>
-              </w:rPr>
-              <w:t xml:space="preserve">XQ_GUI_CZCC</w:t>
-            </w:r>
-          </w:p>
-        </w:tc>
-        <w:tc>
-          <w:tcPr>
-            <w:tcW w:w="784" w:type="pct"/>
-            <w:vAlign w:val="center"/>
-          </w:tcPr>
-          <w:p>
-            <w:r>
-              <w:rPr>
-                <w:rFonts w:hint="eastAsia"/>
-              </w:rPr>
-              <w:t xml:space="preserve">/</w:t>
-            </w:r>
-          </w:p>
-        </w:tc>
-        <w:tc>
-          <w:tcPr>
-            <w:tcW w:w="1245" w:type="pct"/>
-            <w:vAlign w:val="center"/>
-          </w:tcPr>
-          <w:p>
-            <w:r>
-              <w:rPr>
-                <w:rFonts w:hint="eastAsia"/>
-              </w:rPr>
-              <w:t xml:space="preserve">人机交互界面操作测试</w:t>
-            </w:r>
-          </w:p>
-        </w:tc>
-      </w:tr>
-      <w:tr>
-        <w:trPr>
-          <w:trHeight w:val="340"/>
-        </w:trPr>
-        <w:tc>
-          <w:tcPr>
-            <w:tcW w:w="336" w:type="pct"/>
-            <w:vAlign w:val="center"/>
-          </w:tcPr>
-          <w:p>
-            <w:pPr>
-              <w:numPr>
-                <w:ilvl w:val="0"/>
-                <w:numId w:val="63"/>
-              </w:numPr>
-              <w:jc w:val="center"/>
-              <w:rPr>
-                <w:b/>
-                <w:szCs w:val="21"/>
-              </w:rPr>
-            </w:pPr>
-          </w:p>
-        </w:tc>
-        <w:tc>
-          <w:tcPr>
-            <w:tcW w:w="559" w:type="pct"/>
-            <w:vAlign w:val="center"/>
-          </w:tcPr>
-          <w:p>
-            <w:r>
-              <w:rPr>
-                <w:rFonts w:hint="eastAsia"/>
-              </w:rPr>
               <w:t xml:space="preserve">6.2.4.1</w:t>
             </w:r>
           </w:p>
@@ -1209,100 +739,6 @@
                 <w:rFonts w:hint="eastAsia"/>
               </w:rPr>
               <w:t xml:space="preserve">初始化</w:t>
-            </w:r>
-          </w:p>
-        </w:tc>
-      </w:tr>
-      <w:tr>
-        <w:trPr>
-          <w:trHeight w:val="340"/>
-        </w:trPr>
-        <w:tc>
-          <w:tcPr>
-            <w:tcW w:w="336" w:type="pct"/>
-            <w:vAlign w:val="center"/>
-          </w:tcPr>
-          <w:p>
-            <w:pPr>
-              <w:numPr>
-                <w:ilvl w:val="0"/>
-                <w:numId w:val="63"/>
-              </w:numPr>
-              <w:jc w:val="center"/>
-              <w:rPr>
-                <w:b/>
-                <w:szCs w:val="21"/>
-              </w:rPr>
-            </w:pPr>
-          </w:p>
-        </w:tc>
-        <w:tc>
-          <w:tcPr>
-            <w:tcW w:w="559" w:type="pct"/>
-            <w:vAlign w:val="center"/>
-          </w:tcPr>
-          <w:p>
-            <w:r>
-              <w:rPr>
-                <w:rFonts w:hint="eastAsia"/>
-              </w:rPr>
-              <w:t xml:space="preserve">6.2.4.3</w:t>
-            </w:r>
-          </w:p>
-        </w:tc>
-        <w:tc>
-          <w:tcPr>
-            <w:tcW w:w="1059" w:type="pct"/>
-            <w:vAlign w:val="center"/>
-          </w:tcPr>
-          <w:p>
-            <w:r>
-              <w:rPr>
-                <w:rFonts w:hint="eastAsia"/>
-              </w:rPr>
-              <w:t xml:space="preserve">初始化功能测试</w:t>
-            </w:r>
-          </w:p>
-        </w:tc>
-        <w:tc>
-          <w:tcPr>
-            <w:tcW w:w="1017" w:type="pct"/>
-            <w:vAlign w:val="center"/>
-          </w:tcPr>
-          <w:p>
-            <w:r>
-              <w:rPr>
-                <w:rFonts w:hint="eastAsia"/>
-              </w:rPr>
-              <w:t xml:space="preserve">XQ_SU_CSH2</w:t>
-            </w:r>
-          </w:p>
-        </w:tc>
-        <w:tc>
-          <w:tcPr>
-            <w:tcW w:w="784" w:type="pct"/>
-            <w:vAlign w:val="center"/>
-          </w:tcPr>
-          <w:p>
-            <w:r>
-              <w:rPr>
-                <w:rFonts w:hint="eastAsia"/>
-              </w:rPr>
-              <w:t xml:space="preserve">3.3.1</w:t>
-            </w:r>
-          </w:p>
-        </w:tc>
-        <w:tc>
-          <w:tcPr>
-            <w:tcW w:w="1245" w:type="pct"/>
-            <w:vAlign w:val="center"/>
-          </w:tcPr>
-          <w:p>
-            <w:r>
-              <w:rPr>
-                <w:rFonts w:hint="eastAsia"/>
-              </w:rPr>
-              <w:t xml:space="preserve">串口输入</w:t>
             </w:r>
           </w:p>
         </w:tc>

--- a/media/R2601/output_dir/反向需求规格追踪表.docx
+++ b/media/R2601/output_dir/反向需求规格追踪表.docx
@@ -743,6 +743,100 @@
           </w:p>
         </w:tc>
       </w:tr>
+      <w:tr>
+        <w:trPr>
+          <w:trHeight w:val="340"/>
+        </w:trPr>
+        <w:tc>
+          <w:tcPr>
+            <w:tcW w:w="336" w:type="pct"/>
+            <w:vAlign w:val="center"/>
+          </w:tcPr>
+          <w:p>
+            <w:pPr>
+              <w:numPr>
+                <w:ilvl w:val="0"/>
+                <w:numId w:val="63"/>
+              </w:numPr>
+              <w:jc w:val="center"/>
+              <w:rPr>
+                <w:b/>
+                <w:szCs w:val="21"/>
+              </w:rPr>
+            </w:pPr>
+          </w:p>
+        </w:tc>
+        <w:tc>
+          <w:tcPr>
+            <w:tcW w:w="559" w:type="pct"/>
+            <w:vAlign w:val="center"/>
+          </w:tcPr>
+          <w:p>
+            <w:r>
+              <w:rPr>
+                <w:rFonts w:hint="eastAsia"/>
+              </w:rPr>
+              <w:t xml:space="preserve">6.2.5.1</w:t>
+            </w:r>
+          </w:p>
+        </w:tc>
+        <w:tc>
+          <w:tcPr>
+            <w:tcW w:w="1059" w:type="pct"/>
+            <w:vAlign w:val="center"/>
+          </w:tcPr>
+          <w:p>
+            <w:r>
+              <w:rPr>
+                <w:rFonts w:hint="eastAsia"/>
+              </w:rPr>
+              <w:t xml:space="preserve">这是下面测试项</w:t>
+            </w:r>
+          </w:p>
+        </w:tc>
+        <w:tc>
+          <w:tcPr>
+            <w:tcW w:w="1017" w:type="pct"/>
+            <w:vAlign w:val="center"/>
+          </w:tcPr>
+          <w:p>
+            <w:r>
+              <w:rPr>
+                <w:rFonts w:hint="eastAsia"/>
+              </w:rPr>
+              <w:t xml:space="preserve">XQ_IO_XXXAAA</w:t>
+            </w:r>
+          </w:p>
+        </w:tc>
+        <w:tc>
+          <w:tcPr>
+            <w:tcW w:w="784" w:type="pct"/>
+            <w:vAlign w:val="center"/>
+          </w:tcPr>
+          <w:p>
+            <w:r>
+              <w:rPr>
+                <w:rFonts w:hint="eastAsia"/>
+              </w:rPr>
+              <w:t xml:space="preserve">3.2.1</w:t>
+            </w:r>
+          </w:p>
+        </w:tc>
+        <w:tc>
+          <w:tcPr>
+            <w:tcW w:w="1245" w:type="pct"/>
+            <w:vAlign w:val="center"/>
+          </w:tcPr>
+          <w:p>
+            <w:r>
+              <w:rPr>
+                <w:rFonts w:hint="eastAsia"/>
+              </w:rPr>
+              <w:t xml:space="preserve">某接口需求</w:t>
+            </w:r>
+          </w:p>
+        </w:tc>
+      </w:tr>
     </w:tbl>
     <w:p/>
     <w:sectPr>
